--- a/docs/Process Documentation/Process documentation template 1007.docx
+++ b/docs/Process Documentation/Process documentation template 1007.docx
@@ -193,7 +193,7 @@
         <w:rPr>
           <w:b/>
         </w:rPr>
-        <w:t>2</w:t>
+        <w:t>3</w:t>
       </w:r>
       <w:r>
         <w:rPr>
@@ -229,24 +229,42 @@
         <w:rPr>
           <w:b/>
         </w:rPr>
-        <w:t>18</w:t>
-      </w:r>
-      <w:r>
-        <w:rPr>
-          <w:b/>
-        </w:rPr>
-        <w:t>/06/2026 1</w:t>
-      </w:r>
-      <w:r>
-        <w:rPr>
-          <w:b/>
-        </w:rPr>
         <w:t>1</w:t>
       </w:r>
       <w:r>
         <w:rPr>
           <w:b/>
         </w:rPr>
+        <w:t>0</w:t>
+      </w:r>
+      <w:r>
+        <w:rPr>
+          <w:b/>
+        </w:rPr>
+        <w:t>/0</w:t>
+      </w:r>
+      <w:r>
+        <w:rPr>
+          <w:b/>
+        </w:rPr>
+        <w:t>7</w:t>
+      </w:r>
+      <w:r>
+        <w:rPr>
+          <w:b/>
+        </w:rPr>
+        <w:t>/2026 1</w:t>
+      </w:r>
+      <w:r>
+        <w:rPr>
+          <w:b/>
+        </w:rPr>
+        <w:t>5</w:t>
+      </w:r>
+      <w:r>
+        <w:rPr>
+          <w:b/>
+        </w:rPr>
         <w:t xml:space="preserve">:00 </w:t>
       </w:r>
       <w:r>
@@ -265,7 +283,7 @@
         <w:rPr>
           <w:b/>
         </w:rPr>
-        <w:t>1</w:t>
+        <w:t>5</w:t>
       </w:r>
       <w:r>
         <w:rPr>
@@ -332,7 +350,7 @@
         <w:pStyle w:val="ListParagraph"/>
         <w:numPr>
           <w:ilvl w:val="0"/>
-          <w:numId w:val="7"/>
+          <w:numId w:val="8"/>
         </w:numPr>
         <w:rPr>
           <w:bCs/>
@@ -346,7 +364,7 @@
           <w:sz w:val="24"/>
           <w:szCs w:val="24"/>
         </w:rPr>
-        <w:t>Review the project direction following the project specification.</w:t>
+        <w:t>Present the initial implementation progress.</w:t>
       </w:r>
     </w:p>
     <w:p>
@@ -354,7 +372,7 @@
         <w:pStyle w:val="ListParagraph"/>
         <w:numPr>
           <w:ilvl w:val="0"/>
-          <w:numId w:val="7"/>
+          <w:numId w:val="8"/>
         </w:numPr>
         <w:rPr>
           <w:bCs/>
@@ -368,7 +386,7 @@
           <w:sz w:val="24"/>
           <w:szCs w:val="24"/>
         </w:rPr>
-        <w:t>Confirm the priorities for the interim report.</w:t>
+        <w:t>Confirm that the project direction remained appropriate.</w:t>
       </w:r>
     </w:p>
     <w:p>
@@ -376,7 +394,7 @@
         <w:pStyle w:val="ListParagraph"/>
         <w:numPr>
           <w:ilvl w:val="0"/>
-          <w:numId w:val="7"/>
+          <w:numId w:val="8"/>
         </w:numPr>
         <w:rPr>
           <w:bCs/>
@@ -390,7 +408,7 @@
           <w:sz w:val="24"/>
           <w:szCs w:val="24"/>
         </w:rPr>
-        <w:t>Discuss the project scope, methodology and system design.</w:t>
+        <w:t>Discuss the main security feature to be evaluated.</w:t>
       </w:r>
     </w:p>
     <w:p>
@@ -398,31 +416,22 @@
         <w:pStyle w:val="ListParagraph"/>
         <w:numPr>
           <w:ilvl w:val="0"/>
-          <w:numId w:val="7"/>
+          <w:numId w:val="8"/>
         </w:numPr>
         <w:rPr>
-          <w:bCs/>
-          <w:sz w:val="24"/>
-          <w:szCs w:val="24"/>
-        </w:rPr>
-      </w:pPr>
-      <w:r>
-        <w:rPr>
-          <w:bCs/>
-          <w:sz w:val="24"/>
-          <w:szCs w:val="24"/>
-        </w:rPr>
-        <w:t>Determine when implementation work should begin.</w:t>
-      </w:r>
-    </w:p>
-    <w:p>
-      <w:pPr>
-        <w:rPr>
-          <w:b/>
-          <w:sz w:val="24"/>
-          <w:szCs w:val="24"/>
-        </w:rPr>
-      </w:pPr>
+          <w:b/>
+          <w:sz w:val="24"/>
+          <w:szCs w:val="24"/>
+        </w:rPr>
+      </w:pPr>
+      <w:r>
+        <w:rPr>
+          <w:bCs/>
+          <w:sz w:val="24"/>
+          <w:szCs w:val="24"/>
+        </w:rPr>
+        <w:t>Clarify issues relating to the project references.</w:t>
+      </w:r>
     </w:p>
     <w:p>
       <w:pPr>
@@ -482,68 +491,76 @@
           <w:sz w:val="24"/>
           <w:szCs w:val="24"/>
         </w:rPr>
-        <w:t>I discussed my plan to create a simulated electronic health record web application using synthetic patient data. The proposed technologies included Python, Flask and SQLite. The main security features would be role-based access control, audit logging and hash-chain tamper detection.</w:t>
-      </w:r>
-    </w:p>
-    <w:p>
-      <w:pPr>
-        <w:rPr>
-          <w:bCs/>
-          <w:sz w:val="24"/>
-          <w:szCs w:val="24"/>
-        </w:rPr>
-      </w:pPr>
-      <w:r>
-        <w:rPr>
-          <w:bCs/>
-          <w:sz w:val="24"/>
-          <w:szCs w:val="24"/>
-        </w:rPr>
-        <w:t>Dr Raman advised me to concentrate on the written research foundation before progressing too far with the implementation. The interim report should focus on the introduction, literature review, research design, methodology, project scope, research gap and planned evaluation.</w:t>
-      </w:r>
-    </w:p>
-    <w:p>
-      <w:pPr>
-        <w:rPr>
-          <w:bCs/>
-          <w:sz w:val="24"/>
-          <w:szCs w:val="24"/>
-        </w:rPr>
-      </w:pPr>
-      <w:r>
-        <w:rPr>
-          <w:bCs/>
-          <w:sz w:val="24"/>
-          <w:szCs w:val="24"/>
-        </w:rPr>
-        <w:t>Dr Raman also recommended including diagrams such as the system architecture, database design, access-control flow, audit-log design and project timeline.</w:t>
-      </w:r>
-    </w:p>
-    <w:p>
-      <w:pPr>
-        <w:rPr>
-          <w:bCs/>
-          <w:sz w:val="24"/>
-          <w:szCs w:val="24"/>
-        </w:rPr>
-      </w:pPr>
-      <w:r>
-        <w:rPr>
-          <w:bCs/>
-          <w:sz w:val="24"/>
-          <w:szCs w:val="24"/>
-        </w:rPr>
-        <w:t>It was agreed that the project should remain a small simulated EHR security prototype instead of becoming a complete hospital management system.</w:t>
-      </w:r>
-    </w:p>
-    <w:p>
-      <w:pPr>
-        <w:rPr>
-          <w:b/>
-          <w:sz w:val="24"/>
-          <w:szCs w:val="24"/>
-        </w:rPr>
-      </w:pPr>
+        <w:t>I demonstrated the early Flask prototype. At this stage, it included a homepage, login form, temporary users, role checking and separate dashboards for administrators, doctors, nurses, GPs and patients.</w:t>
+      </w:r>
+    </w:p>
+    <w:p>
+      <w:pPr>
+        <w:rPr>
+          <w:bCs/>
+          <w:sz w:val="24"/>
+          <w:szCs w:val="24"/>
+        </w:rPr>
+      </w:pPr>
+      <w:r>
+        <w:rPr>
+          <w:bCs/>
+          <w:sz w:val="24"/>
+          <w:szCs w:val="24"/>
+        </w:rPr>
+        <w:t>The database, password hashing, sessions, patient records, detailed access-control checks, audit logging and tamper-detection features were not complete yet.</w:t>
+      </w:r>
+    </w:p>
+    <w:p>
+      <w:pPr>
+        <w:rPr>
+          <w:bCs/>
+          <w:sz w:val="24"/>
+          <w:szCs w:val="24"/>
+        </w:rPr>
+      </w:pPr>
+      <w:r>
+        <w:rPr>
+          <w:bCs/>
+          <w:sz w:val="24"/>
+          <w:szCs w:val="24"/>
+        </w:rPr>
+        <w:t>Dr Raman advised that the project did not need to become a complete hospital system. It should remain focused and demonstrate one security feature properly.</w:t>
+      </w:r>
+    </w:p>
+    <w:p>
+      <w:pPr>
+        <w:rPr>
+          <w:bCs/>
+          <w:sz w:val="24"/>
+          <w:szCs w:val="24"/>
+        </w:rPr>
+      </w:pPr>
+      <w:r>
+        <w:rPr>
+          <w:bCs/>
+          <w:sz w:val="24"/>
+          <w:szCs w:val="24"/>
+        </w:rPr>
+        <w:t>Dr Raman asked whether the project used blockchain. I explained that it would use blockchain-inspired hash chaining for tamper-evident audit logs rather than a complete blockchain platform.</w:t>
+      </w:r>
+    </w:p>
+    <w:p>
+      <w:pPr>
+        <w:rPr>
+          <w:b/>
+          <w:sz w:val="24"/>
+          <w:szCs w:val="24"/>
+        </w:rPr>
+      </w:pPr>
+      <w:r>
+        <w:rPr>
+          <w:bCs/>
+          <w:sz w:val="24"/>
+          <w:szCs w:val="24"/>
+        </w:rPr>
+        <w:t>We also discussed a possible comparison between SHA-256 hash-chain protection and a post-quantum digital-signature method such as ML-DSA. Dr Raman advised me to ensure that the references in the final report were complete and correctly formatted.</w:t>
+      </w:r>
     </w:p>
     <w:p>
       <w:pPr>
@@ -594,7 +611,7 @@
         <w:pStyle w:val="ListParagraph"/>
         <w:numPr>
           <w:ilvl w:val="0"/>
-          <w:numId w:val="7"/>
+          <w:numId w:val="8"/>
         </w:numPr>
         <w:rPr>
           <w:bCs/>
@@ -608,7 +625,7 @@
           <w:sz w:val="24"/>
           <w:szCs w:val="24"/>
         </w:rPr>
-        <w:t>Continue and complete the literature review.</w:t>
+        <w:t>Continue developing the Flask and SQLite prototype.</w:t>
       </w:r>
     </w:p>
     <w:p>
@@ -616,7 +633,7 @@
         <w:pStyle w:val="ListParagraph"/>
         <w:numPr>
           <w:ilvl w:val="0"/>
-          <w:numId w:val="7"/>
+          <w:numId w:val="8"/>
         </w:numPr>
         <w:rPr>
           <w:bCs/>
@@ -630,7 +647,7 @@
           <w:sz w:val="24"/>
           <w:szCs w:val="24"/>
         </w:rPr>
-        <w:t>Use the literature to refine the project scope.</w:t>
+        <w:t>Complete the login and role-based access-control features.</w:t>
       </w:r>
     </w:p>
     <w:p>
@@ -638,7 +655,7 @@
         <w:pStyle w:val="ListParagraph"/>
         <w:numPr>
           <w:ilvl w:val="0"/>
-          <w:numId w:val="7"/>
+          <w:numId w:val="8"/>
         </w:numPr>
         <w:rPr>
           <w:bCs/>
@@ -652,7 +669,7 @@
           <w:sz w:val="24"/>
           <w:szCs w:val="24"/>
         </w:rPr>
-        <w:t>Identify and explain the research gap.</w:t>
+        <w:t>Complete the patient-record functionality.</w:t>
       </w:r>
     </w:p>
     <w:p>
@@ -660,7 +677,7 @@
         <w:pStyle w:val="ListParagraph"/>
         <w:numPr>
           <w:ilvl w:val="0"/>
-          <w:numId w:val="7"/>
+          <w:numId w:val="8"/>
         </w:numPr>
         <w:rPr>
           <w:bCs/>
@@ -674,7 +691,7 @@
           <w:sz w:val="24"/>
           <w:szCs w:val="24"/>
         </w:rPr>
-        <w:t>Prepare the system architecture and design diagrams.</w:t>
+        <w:t>Prioritise audit logging and tamper detection.</w:t>
       </w:r>
     </w:p>
     <w:p>
@@ -682,7 +699,7 @@
         <w:pStyle w:val="ListParagraph"/>
         <w:numPr>
           <w:ilvl w:val="0"/>
-          <w:numId w:val="7"/>
+          <w:numId w:val="8"/>
         </w:numPr>
         <w:rPr>
           <w:bCs/>
@@ -696,7 +713,7 @@
           <w:sz w:val="24"/>
           <w:szCs w:val="24"/>
         </w:rPr>
-        <w:t>Explain the research methodology and planned evaluation.</w:t>
+        <w:t>Research a suitable implementation of ML-DSA.</w:t>
       </w:r>
     </w:p>
     <w:p>
@@ -704,7 +721,7 @@
         <w:pStyle w:val="ListParagraph"/>
         <w:numPr>
           <w:ilvl w:val="0"/>
-          <w:numId w:val="7"/>
+          <w:numId w:val="8"/>
         </w:numPr>
         <w:rPr>
           <w:bCs/>
@@ -718,7 +735,7 @@
           <w:sz w:val="24"/>
           <w:szCs w:val="24"/>
         </w:rPr>
-        <w:t>Keep the prototype focused on access control and tamper-evident audit logging.</w:t>
+        <w:t>Keep all patient information entirely synthetic.</w:t>
       </w:r>
     </w:p>
     <w:p>
@@ -726,7 +743,7 @@
         <w:pStyle w:val="ListParagraph"/>
         <w:numPr>
           <w:ilvl w:val="0"/>
-          <w:numId w:val="7"/>
+          <w:numId w:val="8"/>
         </w:numPr>
         <w:rPr>
           <w:bCs/>
@@ -740,17 +757,8 @@
           <w:sz w:val="24"/>
           <w:szCs w:val="24"/>
         </w:rPr>
-        <w:t>Complete and submit the interim report.</w:t>
-      </w:r>
-    </w:p>
-    <w:p>
-      <w:pPr>
-        <w:rPr>
-          <w:bCs/>
-          <w:sz w:val="24"/>
-          <w:szCs w:val="24"/>
-        </w:rPr>
-      </w:pPr>
+        <w:t>Correct and complete the references in the final report.</w:t>
+      </w:r>
     </w:p>
     <w:p>
       <w:pPr>
@@ -794,7 +802,7 @@
           <w:sz w:val="24"/>
           <w:szCs w:val="24"/>
         </w:rPr>
-        <w:t>The advice from this meeting guided the structure of the interim report, which was later submitted around 2 July 2026.</w:t>
+        <w:t>The project remained focused on role-based access control, audit-log integrity and tamper detection.</w:t>
       </w:r>
     </w:p>
     <w:sectPr>
@@ -1149,6 +1157,119 @@
     </w:lvl>
   </w:abstractNum>
   <w:abstractNum w:abstractNumId="3" w15:restartNumberingAfterBreak="0">
+    <w:nsid w:val="58E75692"/>
+    <w:multiLevelType w:val="hybridMultilevel"/>
+    <w:tmpl w:val="B930DD18"/>
+    <w:lvl w:ilvl="0" w:tplc="08090001">
+      <w:start w:val="1"/>
+      <w:numFmt w:val="bullet"/>
+      <w:lvlText w:val=""/>
+      <w:lvlJc w:val="left"/>
+      <w:pPr>
+        <w:ind w:left="0" w:hanging="360"/>
+      </w:pPr>
+      <w:rPr>
+        <w:rFonts w:ascii="Symbol" w:hAnsi="Symbol" w:hint="default"/>
+      </w:rPr>
+    </w:lvl>
+    <w:lvl w:ilvl="1" w:tplc="08090003" w:tentative="1">
+      <w:start w:val="1"/>
+      <w:numFmt w:val="bullet"/>
+      <w:lvlText w:val="o"/>
+      <w:lvlJc w:val="left"/>
+      <w:pPr>
+        <w:ind w:left="720" w:hanging="360"/>
+      </w:pPr>
+      <w:rPr>
+        <w:rFonts w:ascii="Courier New" w:hAnsi="Courier New" w:cs="Courier New" w:hint="default"/>
+      </w:rPr>
+    </w:lvl>
+    <w:lvl w:ilvl="2" w:tplc="08090005" w:tentative="1">
+      <w:start w:val="1"/>
+      <w:numFmt w:val="bullet"/>
+      <w:lvlText w:val=""/>
+      <w:lvlJc w:val="left"/>
+      <w:pPr>
+        <w:ind w:left="1440" w:hanging="360"/>
+      </w:pPr>
+      <w:rPr>
+        <w:rFonts w:ascii="Wingdings" w:hAnsi="Wingdings" w:hint="default"/>
+      </w:rPr>
+    </w:lvl>
+    <w:lvl w:ilvl="3" w:tplc="08090001" w:tentative="1">
+      <w:start w:val="1"/>
+      <w:numFmt w:val="bullet"/>
+      <w:lvlText w:val=""/>
+      <w:lvlJc w:val="left"/>
+      <w:pPr>
+        <w:ind w:left="2160" w:hanging="360"/>
+      </w:pPr>
+      <w:rPr>
+        <w:rFonts w:ascii="Symbol" w:hAnsi="Symbol" w:hint="default"/>
+      </w:rPr>
+    </w:lvl>
+    <w:lvl w:ilvl="4" w:tplc="08090003" w:tentative="1">
+      <w:start w:val="1"/>
+      <w:numFmt w:val="bullet"/>
+      <w:lvlText w:val="o"/>
+      <w:lvlJc w:val="left"/>
+      <w:pPr>
+        <w:ind w:left="2880" w:hanging="360"/>
+      </w:pPr>
+      <w:rPr>
+        <w:rFonts w:ascii="Courier New" w:hAnsi="Courier New" w:cs="Courier New" w:hint="default"/>
+      </w:rPr>
+    </w:lvl>
+    <w:lvl w:ilvl="5" w:tplc="08090005" w:tentative="1">
+      <w:start w:val="1"/>
+      <w:numFmt w:val="bullet"/>
+      <w:lvlText w:val=""/>
+      <w:lvlJc w:val="left"/>
+      <w:pPr>
+        <w:ind w:left="3600" w:hanging="360"/>
+      </w:pPr>
+      <w:rPr>
+        <w:rFonts w:ascii="Wingdings" w:hAnsi="Wingdings" w:hint="default"/>
+      </w:rPr>
+    </w:lvl>
+    <w:lvl w:ilvl="6" w:tplc="08090001" w:tentative="1">
+      <w:start w:val="1"/>
+      <w:numFmt w:val="bullet"/>
+      <w:lvlText w:val=""/>
+      <w:lvlJc w:val="left"/>
+      <w:pPr>
+        <w:ind w:left="4320" w:hanging="360"/>
+      </w:pPr>
+      <w:rPr>
+        <w:rFonts w:ascii="Symbol" w:hAnsi="Symbol" w:hint="default"/>
+      </w:rPr>
+    </w:lvl>
+    <w:lvl w:ilvl="7" w:tplc="08090003" w:tentative="1">
+      <w:start w:val="1"/>
+      <w:numFmt w:val="bullet"/>
+      <w:lvlText w:val="o"/>
+      <w:lvlJc w:val="left"/>
+      <w:pPr>
+        <w:ind w:left="5040" w:hanging="360"/>
+      </w:pPr>
+      <w:rPr>
+        <w:rFonts w:ascii="Courier New" w:hAnsi="Courier New" w:cs="Courier New" w:hint="default"/>
+      </w:rPr>
+    </w:lvl>
+    <w:lvl w:ilvl="8" w:tplc="08090005" w:tentative="1">
+      <w:start w:val="1"/>
+      <w:numFmt w:val="bullet"/>
+      <w:lvlText w:val=""/>
+      <w:lvlJc w:val="left"/>
+      <w:pPr>
+        <w:ind w:left="5760" w:hanging="360"/>
+      </w:pPr>
+      <w:rPr>
+        <w:rFonts w:ascii="Wingdings" w:hAnsi="Wingdings" w:hint="default"/>
+      </w:rPr>
+    </w:lvl>
+  </w:abstractNum>
+  <w:abstractNum w:abstractNumId="4" w15:restartNumberingAfterBreak="0">
     <w:nsid w:val="5D34647F"/>
     <w:multiLevelType w:val="hybridMultilevel"/>
     <w:tmpl w:val="48C29B72"/>
@@ -1261,7 +1382,7 @@
       </w:rPr>
     </w:lvl>
   </w:abstractNum>
-  <w:abstractNum w:abstractNumId="4" w15:restartNumberingAfterBreak="0">
+  <w:abstractNum w:abstractNumId="5" w15:restartNumberingAfterBreak="0">
     <w:nsid w:val="746067D3"/>
     <w:multiLevelType w:val="hybridMultilevel"/>
     <w:tmpl w:val="B2248250"/>
@@ -1374,7 +1495,7 @@
       </w:rPr>
     </w:lvl>
   </w:abstractNum>
-  <w:abstractNum w:abstractNumId="5" w15:restartNumberingAfterBreak="0">
+  <w:abstractNum w:abstractNumId="6" w15:restartNumberingAfterBreak="0">
     <w:nsid w:val="781B6A77"/>
     <w:multiLevelType w:val="hybridMultilevel"/>
     <w:tmpl w:val="45369EB6"/>
@@ -1487,7 +1608,7 @@
       </w:rPr>
     </w:lvl>
   </w:abstractNum>
-  <w:abstractNum w:abstractNumId="6" w15:restartNumberingAfterBreak="0">
+  <w:abstractNum w:abstractNumId="7" w15:restartNumberingAfterBreak="0">
     <w:nsid w:val="781C0B21"/>
     <w:multiLevelType w:val="hybridMultilevel"/>
     <w:tmpl w:val="618CBCC0"/>
@@ -1574,25 +1695,28 @@
     </w:lvl>
   </w:abstractNum>
   <w:num w:numId="1" w16cid:durableId="694768481">
-    <w:abstractNumId w:val="4"/>
+    <w:abstractNumId w:val="5"/>
   </w:num>
   <w:num w:numId="2" w16cid:durableId="1036000746">
     <w:abstractNumId w:val="1"/>
   </w:num>
   <w:num w:numId="3" w16cid:durableId="58094589">
-    <w:abstractNumId w:val="6"/>
+    <w:abstractNumId w:val="7"/>
   </w:num>
   <w:num w:numId="4" w16cid:durableId="1570187658">
-    <w:abstractNumId w:val="3"/>
+    <w:abstractNumId w:val="4"/>
   </w:num>
   <w:num w:numId="5" w16cid:durableId="1934390738">
-    <w:abstractNumId w:val="5"/>
+    <w:abstractNumId w:val="6"/>
   </w:num>
   <w:num w:numId="6" w16cid:durableId="1559173165">
     <w:abstractNumId w:val="0"/>
   </w:num>
   <w:num w:numId="7" w16cid:durableId="1800344705">
     <w:abstractNumId w:val="2"/>
+  </w:num>
+  <w:num w:numId="8" w16cid:durableId="897739167">
+    <w:abstractNumId w:val="3"/>
   </w:num>
 </w:numbering>
 </file>
